--- a/t36_s3.docx
+++ b/t36_s3.docx
@@ -3,2348 +3,998 @@
 <w:document xmlns:wpc="http://schemas.microsoft.com/office/word/2010/wordprocessingCanvas" xmlns:mo="http://schemas.microsoft.com/office/mac/office/2008/main" xmlns:mc="http://schemas.openxmlformats.org/markup-compatibility/2006" xmlns:mv="urn:schemas-microsoft-com:mac:vml" xmlns:o="urn:schemas-microsoft-com:office:office" xmlns:r="http://schemas.openxmlformats.org/officeDocument/2006/relationships" xmlns:m="http://schemas.openxmlformats.org/officeDocument/2006/math" xmlns:v="urn:schemas-microsoft-com:vml" xmlns:wp14="http://schemas.microsoft.com/office/word/2010/wordprocessingDrawing" xmlns:wp="http://schemas.openxmlformats.org/drawingml/2006/wordprocessingDrawing" xmlns:w10="urn:schemas-microsoft-com:office:word" xmlns:w="http://schemas.openxmlformats.org/wordprocessingml/2006/main" xmlns:w14="http://schemas.microsoft.com/office/word/2010/wordml" xmlns:wpg="http://schemas.microsoft.com/office/word/2010/wordprocessingGroup" xmlns:wpi="http://schemas.microsoft.com/office/word/2010/wordprocessingInk" xmlns:wne="http://schemas.microsoft.com/office/word/2006/wordml" xmlns:wps="http://schemas.microsoft.com/office/word/2010/wordprocessingShape" mc:Ignorable="w14 wp14">
   <w:body>
     <w:p>
-      <w:pPr>
-        <w:spacing w:after="40" w:before="120"/>
-      </w:pPr>
       <w:r>
-        <w:rPr>
-          <w:b w:val="0"/>
-          <w:i w:val="0"/>
-          <w:sz w:val="22"/>
-        </w:rPr>
-        <w:t>Question: Which instruction is correct for a client after coronary artery bypass grafting (CABG)?</w:t>
+        <w:t xml:space="preserve">Question: A client with hematemesis should be placed in which position to prevent aspiration?</w:t>
       </w:r>
     </w:p>
     <w:p>
-      <w:pPr>
-        <w:spacing w:after="0" w:before="0"/>
-      </w:pPr>
       <w:r>
-        <w:rPr>
-          <w:b w:val="0"/>
-          <w:i w:val="0"/>
-          <w:sz w:val="22"/>
-        </w:rPr>
-        <w:t>(a) Follow sternal precautions: no lifting over 4-5 kg, no pushing or pulling, and use the legs to rise from a chair</w:t>
+        <w:t xml:space="preserve">(a) Supine with the head flat</w:t>
       </w:r>
     </w:p>
     <w:p>
-      <w:pPr>
-        <w:spacing w:after="0" w:before="0"/>
-      </w:pPr>
       <w:r>
-        <w:rPr>
-          <w:b w:val="0"/>
-          <w:i w:val="0"/>
-          <w:sz w:val="22"/>
-        </w:rPr>
-        <w:t>(b) Resume heavy lifting immediately to build strength</w:t>
+        <w:t xml:space="preserve">(b) Side-lying with the head elevated</w:t>
       </w:r>
     </w:p>
     <w:p>
-      <w:pPr>
-        <w:spacing w:after="0" w:before="0"/>
-      </w:pPr>
       <w:r>
-        <w:rPr>
-          <w:b w:val="0"/>
-          <w:i w:val="0"/>
-          <w:sz w:val="22"/>
-        </w:rPr>
-        <w:t>(c) Raise both arms above the head repeatedly</w:t>
+        <w:t xml:space="preserve">(c) Prone</w:t>
       </w:r>
     </w:p>
     <w:p>
-      <w:pPr>
-        <w:spacing w:after="0" w:before="0"/>
-      </w:pPr>
       <w:r>
-        <w:rPr>
-          <w:b w:val="0"/>
-          <w:i w:val="0"/>
-          <w:sz w:val="22"/>
-        </w:rPr>
-        <w:t>(d) Sleep flat without pillows</w:t>
+        <w:t xml:space="preserve">(d) Trendelenburg</w:t>
       </w:r>
     </w:p>
     <w:p>
-      <w:pPr>
-        <w:spacing w:after="0" w:before="40"/>
-      </w:pPr>
       <w:r>
-        <w:rPr>
-          <w:b/>
-          <w:i w:val="0"/>
-          <w:sz w:val="22"/>
-        </w:rPr>
-        <w:t>Answer: a</w:t>
+        <w:t xml:space="preserve">Answer: b</w:t>
       </w:r>
     </w:p>
     <w:p>
-      <w:pPr>
-        <w:spacing w:after="0" w:before="0"/>
-      </w:pPr>
       <w:r>
-        <w:rPr>
-          <w:b w:val="0"/>
-          <w:i w:val="0"/>
-          <w:sz w:val="21"/>
-        </w:rPr>
-        <w:t>Solution: After CABG with sternotomy, sternal precautions protect the healing sternum: no lifting more than 4-5 kg, no pushing/pulling, no arm overhead above shoulder level, and using leg muscles to stand. The client sleeps with pillows and avoids straining.</w:t>
+        <w:t xml:space="preserve">Solution: Side-lying with the head elevated protects the airway if vomiting recurs, preventing aspiration of blood.</w:t>
       </w:r>
     </w:p>
     <w:p>
-      <w:pPr>
-        <w:spacing w:after="0" w:before="0"/>
-      </w:pPr>
       <w:r>
-        <w:rPr>
-          <w:b w:val="0"/>
-          <w:i w:val="0"/>
-          <w:sz w:val="20"/>
-        </w:rPr>
-        <w:t>Positive Marks: 1</w:t>
+        <w:t xml:space="preserve">Positive Marks: 1</w:t>
       </w:r>
     </w:p>
     <w:p>
-      <w:pPr>
-        <w:spacing w:after="160" w:before="0"/>
-      </w:pPr>
       <w:r>
-        <w:rPr>
-          <w:b w:val="0"/>
-          <w:i w:val="0"/>
-          <w:sz w:val="20"/>
-        </w:rPr>
-        <w:t>Negative Marks: 0.25</w:t>
+        <w:t xml:space="preserve">Negative Marks: 0.25</w:t>
       </w:r>
     </w:p>
     <w:p>
-      <w:pPr>
-        <w:spacing w:after="40" w:before="120"/>
-      </w:pPr>
       <w:r>
-        <w:rPr>
-          <w:b w:val="0"/>
-          <w:i w:val="0"/>
-          <w:sz w:val="22"/>
-        </w:rPr>
-        <w:t>Question: A client with a mechanical heart valve is started on warfarin. Which laboratory value indicates the target therapeutic range for most mechanical valves?</w:t>
+        <w:t xml:space="preserve"/>
       </w:r>
     </w:p>
     <w:p>
-      <w:pPr>
-        <w:spacing w:after="0" w:before="0"/>
-      </w:pPr>
       <w:r>
-        <w:rPr>
-          <w:b w:val="0"/>
-          <w:i w:val="0"/>
-          <w:sz w:val="22"/>
-        </w:rPr>
-        <w:t>(a) INR of 2.5-3.5</w:t>
+        <w:t xml:space="preserve">Question: Before each nasogastric feeding, the nurse verifies tube placement by:</w:t>
       </w:r>
     </w:p>
     <w:p>
-      <w:pPr>
-        <w:spacing w:after="0" w:before="0"/>
-      </w:pPr>
       <w:r>
-        <w:rPr>
-          <w:b w:val="0"/>
-          <w:i w:val="0"/>
-          <w:sz w:val="22"/>
-        </w:rPr>
-        <w:t>(b) INR of 1.0-1.2</w:t>
+        <w:t xml:space="preserve">(a) Aspirating gastric contents and auscultating injected air over the epigastrium</w:t>
       </w:r>
     </w:p>
     <w:p>
-      <w:pPr>
-        <w:spacing w:after="0" w:before="0"/>
-      </w:pPr>
       <w:r>
-        <w:rPr>
-          <w:b w:val="0"/>
-          <w:i w:val="0"/>
-          <w:sz w:val="22"/>
-        </w:rPr>
-        <w:t>(c) INR of 0.5-0.9</w:t>
+        <w:t xml:space="preserve">(b) Asking the client to cough</w:t>
       </w:r>
     </w:p>
     <w:p>
-      <w:pPr>
-        <w:spacing w:after="0" w:before="0"/>
-      </w:pPr>
       <w:r>
-        <w:rPr>
-          <w:b w:val="0"/>
-          <w:i w:val="0"/>
-          <w:sz w:val="22"/>
-        </w:rPr>
-        <w:t>(d) INR above 6.0</w:t>
+        <w:t xml:space="preserve">(c) Injecting water and listening for gurgling</w:t>
       </w:r>
     </w:p>
     <w:p>
-      <w:pPr>
-        <w:spacing w:after="0" w:before="40"/>
-      </w:pPr>
       <w:r>
-        <w:rPr>
-          <w:b/>
-          <w:i w:val="0"/>
-          <w:sz w:val="22"/>
-        </w:rPr>
-        <w:t>Answer: a</w:t>
+        <w:t xml:space="preserve">(d) Observing the tube length only</w:t>
       </w:r>
     </w:p>
     <w:p>
-      <w:pPr>
-        <w:spacing w:after="0" w:before="0"/>
-      </w:pPr>
       <w:r>
-        <w:rPr>
-          <w:b w:val="0"/>
-          <w:i w:val="0"/>
-          <w:sz w:val="21"/>
-        </w:rPr>
-        <w:t>Solution: Mechanical valves require lifelong anticoagulation; the target INR is usually 2.5-3.5 (higher than for atrial fibrillation, which is 2-3). INR below range risks valve thrombosis/embolism; INR above range risks bleeding.</w:t>
+        <w:t xml:space="preserve">Answer: a</w:t>
       </w:r>
     </w:p>
     <w:p>
-      <w:pPr>
-        <w:spacing w:after="0" w:before="0"/>
-      </w:pPr>
       <w:r>
-        <w:rPr>
-          <w:b w:val="0"/>
-          <w:i w:val="0"/>
-          <w:sz w:val="20"/>
-        </w:rPr>
-        <w:t>Positive Marks: 1</w:t>
+        <w:t xml:space="preserve">Solution: Placement is verified by aspirating gastric contents (pH 5 or less) and auscultating injected air over the epigastrium; the feed is withheld if placement is doubtful.</w:t>
       </w:r>
     </w:p>
     <w:p>
-      <w:pPr>
-        <w:spacing w:after="160" w:before="0"/>
-      </w:pPr>
       <w:r>
-        <w:rPr>
-          <w:b w:val="0"/>
-          <w:i w:val="0"/>
-          <w:sz w:val="20"/>
-        </w:rPr>
-        <w:t>Negative Marks: 0.25</w:t>
+        <w:t xml:space="preserve">Positive Marks: 1</w:t>
       </w:r>
     </w:p>
     <w:p>
-      <w:pPr>
-        <w:spacing w:after="40" w:before="120"/>
-      </w:pPr>
       <w:r>
-        <w:rPr>
-          <w:b w:val="0"/>
-          <w:i w:val="0"/>
-          <w:sz w:val="22"/>
-        </w:rPr>
-        <w:t>Question: Which instruction is correct for a client in the first days after permanent pacemaker insertion?</w:t>
+        <w:t xml:space="preserve">Negative Marks: 0.25</w:t>
       </w:r>
     </w:p>
     <w:p>
-      <w:pPr>
-        <w:spacing w:after="0" w:before="0"/>
-      </w:pPr>
       <w:r>
-        <w:rPr>
-          <w:b w:val="0"/>
-          <w:i w:val="0"/>
-          <w:sz w:val="22"/>
-        </w:rPr>
-        <w:t>(a) Avoid raising the arm above the shoulder on the insertion side and report hiccups or dizziness</w:t>
+        <w:t xml:space="preserve"/>
       </w:r>
     </w:p>
     <w:p>
-      <w:pPr>
-        <w:spacing w:after="0" w:before="0"/>
-      </w:pPr>
       <w:r>
-        <w:rPr>
-          <w:b w:val="0"/>
-          <w:i w:val="0"/>
-          <w:sz w:val="22"/>
-        </w:rPr>
-        <w:t>(b) Move the arm on the insertion side vigorously to prevent stiffness</w:t>
+        <w:t xml:space="preserve">Question: Which is a positive sign of pregnancy?</w:t>
       </w:r>
     </w:p>
     <w:p>
-      <w:pPr>
-        <w:spacing w:after="0" w:before="0"/>
-      </w:pPr>
       <w:r>
-        <w:rPr>
-          <w:b w:val="0"/>
-          <w:i w:val="0"/>
-          <w:sz w:val="22"/>
-        </w:rPr>
-        <w:t>(c) Sleep directly on the insertion side</w:t>
+        <w:t xml:space="preserve">(a) Amenorrhea</w:t>
       </w:r>
     </w:p>
     <w:p>
-      <w:pPr>
-        <w:spacing w:after="0" w:before="0"/>
-      </w:pPr>
       <w:r>
-        <w:rPr>
-          <w:b w:val="0"/>
-          <w:i w:val="0"/>
-          <w:sz w:val="22"/>
-        </w:rPr>
-        <w:t>(d) Avoid all physical activity permanently</w:t>
+        <w:t xml:space="preserve">(b) Nausea and vomiting</w:t>
       </w:r>
     </w:p>
     <w:p>
-      <w:pPr>
-        <w:spacing w:after="0" w:before="40"/>
-      </w:pPr>
       <w:r>
-        <w:rPr>
-          <w:b/>
-          <w:i w:val="0"/>
-          <w:sz w:val="22"/>
-        </w:rPr>
-        <w:t>Answer: a</w:t>
+        <w:t xml:space="preserve">(c) Breast enlargement</w:t>
       </w:r>
     </w:p>
     <w:p>
-      <w:pPr>
-        <w:spacing w:after="0" w:before="0"/>
-      </w:pPr>
       <w:r>
-        <w:rPr>
-          <w:b w:val="0"/>
-          <w:i w:val="0"/>
-          <w:sz w:val="21"/>
-        </w:rPr>
-        <w:t>Solution: After pacemaker insertion, the arm on the insertion side is not raised above shoulder level for several weeks (lead dislodgement), and the site is observed for hematoma/infection; hiccups (diaphragmatic pacing) or dizziness are reported. Normal activities resume gradually.</w:t>
+        <w:t xml:space="preserve">(d) Fetal heart sounds</w:t>
       </w:r>
     </w:p>
     <w:p>
-      <w:pPr>
-        <w:spacing w:after="0" w:before="0"/>
-      </w:pPr>
       <w:r>
-        <w:rPr>
-          <w:b w:val="0"/>
-          <w:i w:val="0"/>
-          <w:sz w:val="20"/>
-        </w:rPr>
-        <w:t>Positive Marks: 1</w:t>
+        <w:t xml:space="preserve">Answer: d</w:t>
       </w:r>
     </w:p>
     <w:p>
-      <w:pPr>
-        <w:spacing w:after="160" w:before="0"/>
-      </w:pPr>
       <w:r>
-        <w:rPr>
-          <w:b w:val="0"/>
-          <w:i w:val="0"/>
-          <w:sz w:val="20"/>
-        </w:rPr>
-        <w:t>Negative Marks: 0.25</w:t>
+        <w:t xml:space="preserve">Solution: Positive signs — fetal heart sounds, fetal movements felt by the examiner, and ultrasound visualization — confirm pregnancy. Others are presumptive or probable signs.</w:t>
       </w:r>
     </w:p>
     <w:p>
-      <w:pPr>
-        <w:spacing w:after="40" w:before="120"/>
-      </w:pPr>
       <w:r>
-        <w:rPr>
-          <w:b w:val="0"/>
-          <w:i w:val="0"/>
-          <w:sz w:val="22"/>
-        </w:rPr>
-        <w:t>Question: A client returns from coronary angioplasty with a sheath in the femoral artery. Which is the priority nursing action?</w:t>
+        <w:t xml:space="preserve">Positive Marks: 1</w:t>
       </w:r>
     </w:p>
     <w:p>
-      <w:pPr>
-        <w:spacing w:after="0" w:before="0"/>
-      </w:pPr>
       <w:r>
-        <w:rPr>
-          <w:b w:val="0"/>
-          <w:i w:val="0"/>
-          <w:sz w:val="22"/>
-        </w:rPr>
-        <w:t>(a) Keep the leg straight and immobilized, monitor the puncture site for bleeding, and check distal pulses</w:t>
+        <w:t xml:space="preserve">Negative Marks: 0.25</w:t>
       </w:r>
     </w:p>
     <w:p>
-      <w:pPr>
-        <w:spacing w:after="0" w:before="0"/>
-      </w:pPr>
       <w:r>
-        <w:rPr>
-          <w:b w:val="0"/>
-          <w:i w:val="0"/>
-          <w:sz w:val="22"/>
-        </w:rPr>
-        <w:t>(b) Encourage the client to bend the knee repeatedly</w:t>
+        <w:t xml:space="preserve"/>
       </w:r>
     </w:p>
     <w:p>
-      <w:pPr>
-        <w:spacing w:after="0" w:before="0"/>
-      </w:pPr>
       <w:r>
-        <w:rPr>
-          <w:b w:val="0"/>
-          <w:i w:val="0"/>
-          <w:sz w:val="22"/>
-        </w:rPr>
-        <w:t>(c) Ambulate the client immediately</w:t>
+        <w:t xml:space="preserve">Question: Which developmental milestone typically appears first in an infant?</w:t>
       </w:r>
     </w:p>
     <w:p>
-      <w:pPr>
-        <w:spacing w:after="0" w:before="0"/>
-      </w:pPr>
       <w:r>
-        <w:rPr>
-          <w:b w:val="0"/>
-          <w:i w:val="0"/>
-          <w:sz w:val="22"/>
-        </w:rPr>
-        <w:t>(d) Apply a heat pack to the groin</w:t>
+        <w:t xml:space="preserve">(a) Rolling from back to side</w:t>
       </w:r>
     </w:p>
     <w:p>
-      <w:pPr>
-        <w:spacing w:after="0" w:before="40"/>
-      </w:pPr>
       <w:r>
-        <w:rPr>
-          <w:b/>
-          <w:i w:val="0"/>
-          <w:sz w:val="22"/>
-        </w:rPr>
-        <w:t>Answer: a</w:t>
+        <w:t xml:space="preserve">(b) Sitting without support</w:t>
       </w:r>
     </w:p>
     <w:p>
-      <w:pPr>
-        <w:spacing w:after="0" w:before="0"/>
-      </w:pPr>
       <w:r>
-        <w:rPr>
-          <w:b w:val="0"/>
-          <w:i w:val="0"/>
-          <w:sz w:val="21"/>
-        </w:rPr>
-        <w:t>Solution: After femoral angioplasty, the leg is kept straight (head of bed low/flat initially), the site is monitored for bleeding/hematoma, and distal pulses, color, and sensation are checked. Early bending or ambulation risks hemorrhage.</w:t>
+        <w:t xml:space="preserve">(c) Crawling</w:t>
       </w:r>
     </w:p>
     <w:p>
-      <w:pPr>
-        <w:spacing w:after="0" w:before="0"/>
-      </w:pPr>
       <w:r>
-        <w:rPr>
-          <w:b w:val="0"/>
-          <w:i w:val="0"/>
-          <w:sz w:val="20"/>
-        </w:rPr>
-        <w:t>Positive Marks: 1</w:t>
+        <w:t xml:space="preserve">(d) Walking</w:t>
       </w:r>
     </w:p>
     <w:p>
-      <w:pPr>
-        <w:spacing w:after="160" w:before="0"/>
-      </w:pPr>
       <w:r>
-        <w:rPr>
-          <w:b w:val="0"/>
-          <w:i w:val="0"/>
-          <w:sz w:val="20"/>
-        </w:rPr>
-        <w:t>Negative Marks: 0.25</w:t>
+        <w:t xml:space="preserve">Answer: a</w:t>
       </w:r>
     </w:p>
     <w:p>
-      <w:pPr>
-        <w:spacing w:after="40" w:before="120"/>
-      </w:pPr>
       <w:r>
-        <w:rPr>
-          <w:b w:val="0"/>
-          <w:i w:val="0"/>
-          <w:sz w:val="22"/>
-        </w:rPr>
-        <w:t>Question: Which instruction is correct after a hemorrhoidectomy?</w:t>
+        <w:t xml:space="preserve">Solution: Rolling (about 4-5 months) precedes sitting (6-8 months), crawling (8-9 months), and walking (11-15 months).</w:t>
       </w:r>
     </w:p>
     <w:p>
-      <w:pPr>
-        <w:spacing w:after="0" w:before="0"/>
-      </w:pPr>
       <w:r>
-        <w:rPr>
-          <w:b w:val="0"/>
-          <w:i w:val="0"/>
-          <w:sz w:val="22"/>
-        </w:rPr>
-        <w:t>(a) Use sitz baths and stool softeners, avoid straining, and report heavy bleeding</w:t>
+        <w:t xml:space="preserve">Positive Marks: 1</w:t>
       </w:r>
     </w:p>
     <w:p>
-      <w:pPr>
-        <w:spacing w:after="0" w:before="0"/>
-      </w:pPr>
       <w:r>
-        <w:rPr>
-          <w:b w:val="0"/>
-          <w:i w:val="0"/>
-          <w:sz w:val="22"/>
-        </w:rPr>
-        <w:t>(b) Avoid all bowel movements for a week</w:t>
+        <w:t xml:space="preserve">Negative Marks: 0.25</w:t>
       </w:r>
     </w:p>
     <w:p>
-      <w:pPr>
-        <w:spacing w:after="0" w:before="0"/>
-      </w:pPr>
       <w:r>
-        <w:rPr>
-          <w:b w:val="0"/>
-          <w:i w:val="0"/>
-          <w:sz w:val="22"/>
-        </w:rPr>
-        <w:t>(c) Use enemas daily</w:t>
+        <w:t xml:space="preserve"/>
       </w:r>
     </w:p>
     <w:p>
-      <w:pPr>
-        <w:spacing w:after="0" w:before="0"/>
-      </w:pPr>
       <w:r>
-        <w:rPr>
-          <w:b w:val="0"/>
-          <w:i w:val="0"/>
-          <w:sz w:val="22"/>
-        </w:rPr>
-        <w:t>(d) Sit on hard surfaces only</w:t>
+        <w:t xml:space="preserve">Question: A client with major depression is at greatest risk of suicide when:</w:t>
       </w:r>
     </w:p>
     <w:p>
-      <w:pPr>
-        <w:spacing w:after="0" w:before="40"/>
-      </w:pPr>
       <w:r>
-        <w:rPr>
-          <w:b/>
-          <w:i w:val="0"/>
-          <w:sz w:val="22"/>
-        </w:rPr>
-        <w:t>Answer: a</w:t>
+        <w:t xml:space="preserve">(a) Immediately after admission</w:t>
       </w:r>
     </w:p>
     <w:p>
-      <w:pPr>
-        <w:spacing w:after="0" w:before="0"/>
-      </w:pPr>
       <w:r>
-        <w:rPr>
-          <w:b w:val="0"/>
-          <w:i w:val="0"/>
-          <w:sz w:val="21"/>
-        </w:rPr>
-        <w:t>Solution: Post-hemorrhoidectomy care: sitz baths for comfort and hygiene, stool softeners and fluids to prevent constipation, and avoidance of straining; heavy bleeding or inability to void is reported. Avoiding bowel movements and daily enemas are harmful.</w:t>
+        <w:t xml:space="preserve">(b) During the deepest despair</w:t>
       </w:r>
     </w:p>
     <w:p>
-      <w:pPr>
-        <w:spacing w:after="0" w:before="0"/>
-      </w:pPr>
       <w:r>
-        <w:rPr>
-          <w:b w:val="0"/>
-          <w:i w:val="0"/>
-          <w:sz w:val="20"/>
-        </w:rPr>
-        <w:t>Positive Marks: 1</w:t>
+        <w:t xml:space="preserve">(c) As mood improves and energy returns</w:t>
       </w:r>
     </w:p>
     <w:p>
-      <w:pPr>
-        <w:spacing w:after="160" w:before="0"/>
-      </w:pPr>
       <w:r>
-        <w:rPr>
-          <w:b w:val="0"/>
-          <w:i w:val="0"/>
-          <w:sz w:val="20"/>
-        </w:rPr>
-        <w:t>Negative Marks: 0.25</w:t>
+        <w:t xml:space="preserve">(d) When asleep</w:t>
       </w:r>
     </w:p>
     <w:p>
-      <w:pPr>
-        <w:spacing w:after="40" w:before="120"/>
-      </w:pPr>
       <w:r>
-        <w:rPr>
-          <w:b w:val="0"/>
-          <w:i w:val="0"/>
-          <w:sz w:val="22"/>
-        </w:rPr>
-        <w:t>Question: After an inguinal hernia repair, which instruction is most important?</w:t>
+        <w:t xml:space="preserve">Answer: c</w:t>
       </w:r>
     </w:p>
     <w:p>
-      <w:pPr>
-        <w:spacing w:after="0" w:before="0"/>
-      </w:pPr>
       <w:r>
-        <w:rPr>
-          <w:b w:val="0"/>
-          <w:i w:val="0"/>
-          <w:sz w:val="22"/>
-        </w:rPr>
-        <w:t>(a) Avoid heavy lifting and straining for several weeks, and support the scrotum to reduce swelling</w:t>
+        <w:t xml:space="preserve">Solution: Suicide risk rises as depression lifts because energy returns before hopelessness resolves. The nurse observes closely during this phase.</w:t>
       </w:r>
     </w:p>
     <w:p>
-      <w:pPr>
-        <w:spacing w:after="0" w:before="0"/>
-      </w:pPr>
       <w:r>
-        <w:rPr>
-          <w:b w:val="0"/>
-          <w:i w:val="0"/>
-          <w:sz w:val="22"/>
-        </w:rPr>
-        <w:t>(b) Return to heavy weightlifting the next day</w:t>
+        <w:t xml:space="preserve">Positive Marks: 1</w:t>
       </w:r>
     </w:p>
     <w:p>
-      <w:pPr>
-        <w:spacing w:after="0" w:before="0"/>
-      </w:pPr>
       <w:r>
-        <w:rPr>
-          <w:b w:val="0"/>
-          <w:i w:val="0"/>
-          <w:sz w:val="22"/>
-        </w:rPr>
-        <w:t>(c) Cough forcefully to test the repair</w:t>
+        <w:t xml:space="preserve">Negative Marks: 0.25</w:t>
       </w:r>
     </w:p>
     <w:p>
-      <w:pPr>
-        <w:spacing w:after="0" w:before="0"/>
-      </w:pPr>
       <w:r>
-        <w:rPr>
-          <w:b w:val="0"/>
-          <w:i w:val="0"/>
-          <w:sz w:val="22"/>
-        </w:rPr>
-        <w:t>(d) Apply heat continuously to the incision</w:t>
+        <w:t xml:space="preserve"/>
       </w:r>
     </w:p>
     <w:p>
-      <w:pPr>
-        <w:spacing w:after="0" w:before="40"/>
-      </w:pPr>
       <w:r>
-        <w:rPr>
-          <w:b/>
-          <w:i w:val="0"/>
-          <w:sz w:val="22"/>
-        </w:rPr>
-        <w:t>Answer: a</w:t>
+        <w:t xml:space="preserve">Question: A disease that is constantly present in a particular population is called:</w:t>
       </w:r>
     </w:p>
     <w:p>
-      <w:pPr>
-        <w:spacing w:after="0" w:before="0"/>
-      </w:pPr>
       <w:r>
-        <w:rPr>
-          <w:b w:val="0"/>
-          <w:i w:val="0"/>
-          <w:sz w:val="21"/>
-        </w:rPr>
-        <w:t>Solution: After herniorrhaphy, clients avoid heavy lifting, straining, and constipation (stool softeners) to protect the repair; scrotal support and ice reduce swelling. Coughing forcefully and early heavy lifting stress the repair.</w:t>
+        <w:t xml:space="preserve">(a) Epidemic</w:t>
       </w:r>
     </w:p>
     <w:p>
-      <w:pPr>
-        <w:spacing w:after="0" w:before="0"/>
-      </w:pPr>
       <w:r>
-        <w:rPr>
-          <w:b w:val="0"/>
-          <w:i w:val="0"/>
-          <w:sz w:val="20"/>
-        </w:rPr>
-        <w:t>Positive Marks: 1</w:t>
+        <w:t xml:space="preserve">(b) Endemic</w:t>
       </w:r>
     </w:p>
     <w:p>
-      <w:pPr>
-        <w:spacing w:after="160" w:before="0"/>
-      </w:pPr>
       <w:r>
-        <w:rPr>
-          <w:b w:val="0"/>
-          <w:i w:val="0"/>
-          <w:sz w:val="20"/>
-        </w:rPr>
-        <w:t>Negative Marks: 0.25</w:t>
+        <w:t xml:space="preserve">(c) Pandemic</w:t>
       </w:r>
     </w:p>
     <w:p>
-      <w:pPr>
-        <w:spacing w:after="40" w:before="120"/>
-      </w:pPr>
       <w:r>
-        <w:rPr>
-          <w:b w:val="0"/>
-          <w:i w:val="0"/>
-          <w:sz w:val="22"/>
-        </w:rPr>
-        <w:t>Question: Which instruction is correct for a client after a vasectomy?</w:t>
+        <w:t xml:space="preserve">(d) Sporadic</w:t>
       </w:r>
     </w:p>
     <w:p>
-      <w:pPr>
-        <w:spacing w:after="0" w:before="0"/>
-      </w:pPr>
       <w:r>
-        <w:rPr>
-          <w:b w:val="0"/>
-          <w:i w:val="0"/>
-          <w:sz w:val="22"/>
-        </w:rPr>
-        <w:t>(a) Use ice and scrotal support, and continue contraception until the semen sample shows no sperm</w:t>
+        <w:t xml:space="preserve">Answer: b</w:t>
       </w:r>
     </w:p>
     <w:p>
-      <w:pPr>
-        <w:spacing w:after="0" w:before="0"/>
-      </w:pPr>
       <w:r>
-        <w:rPr>
-          <w:b w:val="0"/>
-          <w:i w:val="0"/>
-          <w:sz w:val="22"/>
-        </w:rPr>
-        <w:t>(b) The client is sterile immediately after the procedure</w:t>
+        <w:t xml:space="preserve">Solution: Endemic means the usual constant presence of a disease; an epidemic is a sudden rise above the expected level, and a pandemic is a worldwide epidemic.</w:t>
       </w:r>
     </w:p>
     <w:p>
-      <w:pPr>
-        <w:spacing w:after="0" w:before="0"/>
-      </w:pPr>
       <w:r>
-        <w:rPr>
-          <w:b w:val="0"/>
-          <w:i w:val="0"/>
-          <w:sz w:val="22"/>
-        </w:rPr>
-        <w:t>(c) No follow-up is needed</w:t>
+        <w:t xml:space="preserve">Positive Marks: 1</w:t>
       </w:r>
     </w:p>
     <w:p>
-      <w:pPr>
-        <w:spacing w:after="0" w:before="0"/>
-      </w:pPr>
       <w:r>
-        <w:rPr>
-          <w:b w:val="0"/>
-          <w:i w:val="0"/>
-          <w:sz w:val="22"/>
-        </w:rPr>
-        <w:t>(d) Heavy lifting is allowed the next day</w:t>
+        <w:t xml:space="preserve">Negative Marks: 0.25</w:t>
       </w:r>
     </w:p>
     <w:p>
-      <w:pPr>
-        <w:spacing w:after="0" w:before="40"/>
-      </w:pPr>
       <w:r>
-        <w:rPr>
-          <w:b/>
-          <w:i w:val="0"/>
-          <w:sz w:val="22"/>
-        </w:rPr>
-        <w:t>Answer: a</w:t>
+        <w:t xml:space="preserve"/>
       </w:r>
     </w:p>
     <w:p>
-      <w:pPr>
-        <w:spacing w:after="0" w:before="0"/>
-      </w:pPr>
       <w:r>
-        <w:rPr>
-          <w:b w:val="0"/>
-          <w:i w:val="0"/>
-          <w:sz w:val="21"/>
-        </w:rPr>
-        <w:t>Solution: After vasectomy, ice, scrotal support, and rest reduce swelling; the client is NOT sterile immediately—contraception continues until a semen analysis (about 12 weeks/15-20 ejaculations) confirms azoospermia.</w:t>
+        <w:t xml:space="preserve">Question: The antidote for warfarin overdose is:</w:t>
       </w:r>
     </w:p>
     <w:p>
-      <w:pPr>
-        <w:spacing w:after="0" w:before="0"/>
-      </w:pPr>
       <w:r>
-        <w:rPr>
-          <w:b w:val="0"/>
-          <w:i w:val="0"/>
-          <w:sz w:val="20"/>
-        </w:rPr>
-        <w:t>Positive Marks: 1</w:t>
+        <w:t xml:space="preserve">(a) Protamine sulfate</w:t>
       </w:r>
     </w:p>
     <w:p>
-      <w:pPr>
-        <w:spacing w:after="160" w:before="0"/>
-      </w:pPr>
       <w:r>
-        <w:rPr>
-          <w:b w:val="0"/>
-          <w:i w:val="0"/>
-          <w:sz w:val="20"/>
-        </w:rPr>
-        <w:t>Negative Marks: 0.25</w:t>
+        <w:t xml:space="preserve">(b) Calcium gluconate</w:t>
       </w:r>
     </w:p>
     <w:p>
-      <w:pPr>
-        <w:spacing w:after="40" w:before="120"/>
-      </w:pPr>
       <w:r>
-        <w:rPr>
-          <w:b w:val="0"/>
-          <w:i w:val="0"/>
-          <w:sz w:val="22"/>
-        </w:rPr>
-        <w:t>Question: A client in status epilepticus is having continuous seizures. Which is the priority nursing action?</w:t>
+        <w:t xml:space="preserve">(c) Naloxone</w:t>
       </w:r>
     </w:p>
     <w:p>
-      <w:pPr>
-        <w:spacing w:after="0" w:before="0"/>
-      </w:pPr>
       <w:r>
-        <w:rPr>
-          <w:b w:val="0"/>
-          <w:i w:val="0"/>
-          <w:sz w:val="22"/>
-        </w:rPr>
-        <w:t>(a) Protect the airway, establish IV access, and give the prescribed IV benzodiazepine</w:t>
+        <w:t xml:space="preserve">(d) Vitamin K</w:t>
       </w:r>
     </w:p>
     <w:p>
-      <w:pPr>
-        <w:spacing w:after="0" w:before="0"/>
-      </w:pPr>
       <w:r>
-        <w:rPr>
-          <w:b w:val="0"/>
-          <w:i w:val="0"/>
-          <w:sz w:val="22"/>
-        </w:rPr>
-        <w:t>(b) Wait for the seizure to stop on its own</w:t>
+        <w:t xml:space="preserve">Answer: d</w:t>
       </w:r>
     </w:p>
     <w:p>
-      <w:pPr>
-        <w:spacing w:after="0" w:before="0"/>
-      </w:pPr>
       <w:r>
-        <w:rPr>
-          <w:b w:val="0"/>
-          <w:i w:val="0"/>
-          <w:sz w:val="22"/>
-        </w:rPr>
-        <w:t>(c) Give oral medications</w:t>
+        <w:t xml:space="preserve">Solution: Vitamin K reverses warfarin; protamine sulfate reverses heparin.</w:t>
       </w:r>
     </w:p>
     <w:p>
-      <w:pPr>
-        <w:spacing w:after="0" w:before="0"/>
-      </w:pPr>
       <w:r>
-        <w:rPr>
-          <w:b w:val="0"/>
-          <w:i w:val="0"/>
-          <w:sz w:val="22"/>
-        </w:rPr>
-        <w:t>(d) Restrain the client firmly</w:t>
+        <w:t xml:space="preserve">Positive Marks: 1</w:t>
       </w:r>
     </w:p>
     <w:p>
-      <w:pPr>
-        <w:spacing w:after="0" w:before="40"/>
-      </w:pPr>
       <w:r>
-        <w:rPr>
-          <w:b/>
-          <w:i w:val="0"/>
-          <w:sz w:val="22"/>
-        </w:rPr>
-        <w:t>Answer: a</w:t>
+        <w:t xml:space="preserve">Negative Marks: 0.25</w:t>
       </w:r>
     </w:p>
     <w:p>
-      <w:pPr>
-        <w:spacing w:after="0" w:before="0"/>
-      </w:pPr>
       <w:r>
-        <w:rPr>
-          <w:b w:val="0"/>
-          <w:i w:val="0"/>
-          <w:sz w:val="21"/>
-        </w:rPr>
-        <w:t>Solution: Status epilepticus is a medical emergency: protect the airway, give oxygen, establish IV access, and administer IV benzodiazepines (lorazepam/diazepam) promptly, followed by anticonvulsants. Waiting or oral meds are ineffective; restraints increase injury.</w:t>
+        <w:t xml:space="preserve"/>
       </w:r>
     </w:p>
     <w:p>
-      <w:pPr>
-        <w:spacing w:after="0" w:before="0"/>
-      </w:pPr>
       <w:r>
-        <w:rPr>
-          <w:b w:val="0"/>
-          <w:i w:val="0"/>
-          <w:sz w:val="20"/>
-        </w:rPr>
-        <w:t>Positive Marks: 1</w:t>
+        <w:t xml:space="preserve">Question: The gap between two neurons across which impulses pass is the:</w:t>
       </w:r>
     </w:p>
     <w:p>
-      <w:pPr>
-        <w:spacing w:after="160" w:before="0"/>
-      </w:pPr>
       <w:r>
-        <w:rPr>
-          <w:b w:val="0"/>
-          <w:i w:val="0"/>
-          <w:sz w:val="20"/>
-        </w:rPr>
-        <w:t>Negative Marks: 0.25</w:t>
+        <w:t xml:space="preserve">(a) Synapse</w:t>
       </w:r>
     </w:p>
     <w:p>
-      <w:pPr>
-        <w:spacing w:after="40" w:before="120"/>
-      </w:pPr>
       <w:r>
-        <w:rPr>
-          <w:b w:val="0"/>
-          <w:i w:val="0"/>
-          <w:sz w:val="22"/>
-        </w:rPr>
-        <w:t>Question: Which statement about pneumococcal vaccination is correct?</w:t>
+        <w:t xml:space="preserve">(b) Axon</w:t>
       </w:r>
     </w:p>
     <w:p>
-      <w:pPr>
-        <w:spacing w:after="0" w:before="0"/>
-      </w:pPr>
       <w:r>
-        <w:rPr>
-          <w:b w:val="0"/>
-          <w:i w:val="0"/>
-          <w:sz w:val="22"/>
-        </w:rPr>
-        <w:t>(a) Pneumococcal vaccine is recommended for older adults, young children, and those with chronic diseases to prevent pneumonia and invasive disease</w:t>
+        <w:t xml:space="preserve">(c) Dendrite</w:t>
       </w:r>
     </w:p>
     <w:p>
-      <w:pPr>
-        <w:spacing w:after="0" w:before="0"/>
-      </w:pPr>
       <w:r>
-        <w:rPr>
-          <w:b w:val="0"/>
-          <w:i w:val="0"/>
-          <w:sz w:val="22"/>
-        </w:rPr>
-        <w:t>(b) It is given only during pregnancy</w:t>
+        <w:t xml:space="preserve">(d) Myelin sheath</w:t>
       </w:r>
     </w:p>
     <w:p>
-      <w:pPr>
-        <w:spacing w:after="0" w:before="0"/>
-      </w:pPr>
       <w:r>
-        <w:rPr>
-          <w:b w:val="0"/>
-          <w:i w:val="0"/>
-          <w:sz w:val="22"/>
-        </w:rPr>
-        <w:t>(c) It prevents all types of pneumonia including viral ones</w:t>
+        <w:t xml:space="preserve">Answer: a</w:t>
       </w:r>
     </w:p>
     <w:p>
-      <w:pPr>
-        <w:spacing w:after="0" w:before="0"/>
-      </w:pPr>
       <w:r>
-        <w:rPr>
-          <w:b w:val="0"/>
-          <w:i w:val="0"/>
-          <w:sz w:val="22"/>
-        </w:rPr>
-        <w:t>(d) It is contraindicated in older adults</w:t>
+        <w:t xml:space="preserve">Solution: Neurotransmitters carry impulses across the synaptic gap between neurons. Axons conduct impulses away from the cell body.</w:t>
       </w:r>
     </w:p>
     <w:p>
-      <w:pPr>
-        <w:spacing w:after="0" w:before="40"/>
-      </w:pPr>
       <w:r>
-        <w:rPr>
-          <w:b/>
-          <w:i w:val="0"/>
-          <w:sz w:val="22"/>
-        </w:rPr>
-        <w:t>Answer: a</w:t>
+        <w:t xml:space="preserve">Positive Marks: 1</w:t>
       </w:r>
     </w:p>
     <w:p>
-      <w:pPr>
-        <w:spacing w:after="0" w:before="0"/>
-      </w:pPr>
       <w:r>
-        <w:rPr>
-          <w:b w:val="0"/>
-          <w:i w:val="0"/>
-          <w:sz w:val="21"/>
-        </w:rPr>
-        <w:t>Solution: Pneumococcal vaccines (PCV/PPSV) protect against Streptococcus pneumoniae pneumonia, bacteremia, and meningitis and are recommended for children under 2, adults 65+, and those with chronic illnesses. They do not cover viral pneumonia.</w:t>
+        <w:t xml:space="preserve">Negative Marks: 0.25</w:t>
       </w:r>
     </w:p>
     <w:p>
-      <w:pPr>
-        <w:spacing w:after="0" w:before="0"/>
-      </w:pPr>
       <w:r>
-        <w:rPr>
-          <w:b w:val="0"/>
-          <w:i w:val="0"/>
-          <w:sz w:val="20"/>
-        </w:rPr>
-        <w:t>Positive Marks: 1</w:t>
+        <w:t xml:space="preserve"/>
       </w:r>
     </w:p>
     <w:p>
-      <w:pPr>
-        <w:spacing w:after="160" w:before="0"/>
-      </w:pPr>
       <w:r>
-        <w:rPr>
-          <w:b w:val="0"/>
-          <w:i w:val="0"/>
-          <w:sz w:val="20"/>
-        </w:rPr>
-        <w:t>Negative Marks: 0.25</w:t>
+        <w:t xml:space="preserve">Question: When using a hypothermia blanket, the nurse should:</w:t>
       </w:r>
     </w:p>
     <w:p>
-      <w:pPr>
-        <w:spacing w:after="40" w:before="120"/>
-      </w:pPr>
       <w:r>
-        <w:rPr>
-          <w:b w:val="0"/>
-          <w:i w:val="0"/>
-          <w:sz w:val="22"/>
-        </w:rPr>
-        <w:t>Question: Which is the correct technique for eye irrigation?</w:t>
+        <w:t xml:space="preserve">(a) Cover the client's entire body with the blanket</w:t>
       </w:r>
     </w:p>
     <w:p>
-      <w:pPr>
-        <w:spacing w:after="0" w:before="0"/>
-      </w:pPr>
       <w:r>
-        <w:rPr>
-          <w:b w:val="0"/>
-          <w:i w:val="0"/>
-          <w:sz w:val="22"/>
-        </w:rPr>
-        <w:t>(a) Direct the stream from the inner canthus toward the outer canthus, away from the unaffected eye</w:t>
+        <w:t xml:space="preserve">(b) Ignore shivering</w:t>
       </w:r>
     </w:p>
     <w:p>
-      <w:pPr>
-        <w:spacing w:after="0" w:before="0"/>
-      </w:pPr>
       <w:r>
-        <w:rPr>
-          <w:b w:val="0"/>
-          <w:i w:val="0"/>
-          <w:sz w:val="22"/>
-        </w:rPr>
-        <w:t>(b) Direct the stream from the outer to the inner canthus</w:t>
+        <w:t xml:space="preserve">(c) Monitor temperature closely and treat shivering</w:t>
       </w:r>
     </w:p>
     <w:p>
-      <w:pPr>
-        <w:spacing w:after="0" w:before="0"/>
-      </w:pPr>
       <w:r>
-        <w:rPr>
-          <w:b w:val="0"/>
-          <w:i w:val="0"/>
-          <w:sz w:val="22"/>
-        </w:rPr>
-        <w:t>(c) Irrigate both eyes with the same solution</w:t>
+        <w:t xml:space="preserve">(d) Disconnect the cardiac monitor</w:t>
       </w:r>
     </w:p>
     <w:p>
-      <w:pPr>
-        <w:spacing w:after="0" w:before="0"/>
-      </w:pPr>
       <w:r>
-        <w:rPr>
-          <w:b w:val="0"/>
-          <w:i w:val="0"/>
-          <w:sz w:val="22"/>
-        </w:rPr>
-        <w:t>(d) Use very hot water</w:t>
+        <w:t xml:space="preserve">Answer: c</w:t>
       </w:r>
     </w:p>
     <w:p>
-      <w:pPr>
-        <w:spacing w:after="0" w:before="40"/>
-      </w:pPr>
       <w:r>
-        <w:rPr>
-          <w:b/>
-          <w:i w:val="0"/>
-          <w:sz w:val="22"/>
-        </w:rPr>
-        <w:t>Answer: a</w:t>
+        <w:t xml:space="preserve">Solution: Temperature is monitored (usually rectally) to prevent overcooling, and shivering is treated because it increases oxygen demand.</w:t>
       </w:r>
     </w:p>
     <w:p>
-      <w:pPr>
-        <w:spacing w:after="0" w:before="0"/>
-      </w:pPr>
       <w:r>
-        <w:rPr>
-          <w:b w:val="0"/>
-          <w:i w:val="0"/>
-          <w:sz w:val="21"/>
-        </w:rPr>
-        <w:t>Solution: Eye irrigation directs the solution from the inner canthus (near the nose) toward the outer canthus so that the runoff and contaminants flow away from the lacrimal puncta and the unaffected eye. Solutions are sterile and at body temperature.</w:t>
+        <w:t xml:space="preserve">Positive Marks: 1</w:t>
       </w:r>
     </w:p>
     <w:p>
-      <w:pPr>
-        <w:spacing w:after="0" w:before="0"/>
-      </w:pPr>
       <w:r>
-        <w:rPr>
-          <w:b w:val="0"/>
-          <w:i w:val="0"/>
-          <w:sz w:val="20"/>
-        </w:rPr>
-        <w:t>Positive Marks: 1</w:t>
+        <w:t xml:space="preserve">Negative Marks: 0.25</w:t>
       </w:r>
     </w:p>
     <w:p>
-      <w:pPr>
-        <w:spacing w:after="160" w:before="0"/>
-      </w:pPr>
       <w:r>
-        <w:rPr>
-          <w:b w:val="0"/>
-          <w:i w:val="0"/>
-          <w:sz w:val="20"/>
-        </w:rPr>
-        <w:t>Negative Marks: 0.25</w:t>
+        <w:t xml:space="preserve"/>
       </w:r>
     </w:p>
     <w:p>
-      <w:pPr>
-        <w:spacing w:after="40" w:before="120"/>
-      </w:pPr>
       <w:r>
-        <w:rPr>
-          <w:b w:val="0"/>
-          <w:i w:val="0"/>
-          <w:sz w:val="22"/>
-        </w:rPr>
-        <w:t>Question: Which is the correct sequence of the BUBBLEHE postpartum assessment?</w:t>
+        <w:t xml:space="preserve">Question: The best dietary source of calcium for a lactating mother is:</w:t>
       </w:r>
     </w:p>
     <w:p>
-      <w:pPr>
-        <w:spacing w:after="0" w:before="0"/>
-      </w:pPr>
       <w:r>
-        <w:rPr>
-          <w:b w:val="0"/>
-          <w:i w:val="0"/>
-          <w:sz w:val="22"/>
-        </w:rPr>
-        <w:t>(a) Breasts, uterus, bladder, bowels, lochia, episiotomy, Homan's sign, and emotional status</w:t>
+        <w:t xml:space="preserve">(a) Green leafy vegetables only</w:t>
       </w:r>
     </w:p>
     <w:p>
-      <w:pPr>
-        <w:spacing w:after="0" w:before="0"/>
-      </w:pPr>
       <w:r>
-        <w:rPr>
-          <w:b w:val="0"/>
-          <w:i w:val="0"/>
-          <w:sz w:val="22"/>
-        </w:rPr>
-        <w:t>(b) Bladder, bowels, breasts, uterus, lochia, and legs</w:t>
+        <w:t xml:space="preserve">(b) Milk and milk products</w:t>
       </w:r>
     </w:p>
     <w:p>
-      <w:pPr>
-        <w:spacing w:after="0" w:before="0"/>
-      </w:pPr>
       <w:r>
-        <w:rPr>
-          <w:b w:val="0"/>
-          <w:i w:val="0"/>
-          <w:sz w:val="22"/>
-        </w:rPr>
-        <w:t>(c) Uterus, breasts, bladder, and blood pressure only</w:t>
+        <w:t xml:space="preserve">(c) Meat</w:t>
       </w:r>
     </w:p>
     <w:p>
-      <w:pPr>
-        <w:spacing w:after="0" w:before="0"/>
-      </w:pPr>
       <w:r>
-        <w:rPr>
-          <w:b w:val="0"/>
-          <w:i w:val="0"/>
-          <w:sz w:val="22"/>
-        </w:rPr>
-        <w:t>(d) Lochia, episiotomy, and emotional status only</w:t>
+        <w:t xml:space="preserve">(d) Rice</w:t>
       </w:r>
     </w:p>
     <w:p>
-      <w:pPr>
-        <w:spacing w:after="0" w:before="40"/>
-      </w:pPr>
       <w:r>
-        <w:rPr>
-          <w:b/>
-          <w:i w:val="0"/>
-          <w:sz w:val="22"/>
-        </w:rPr>
-        <w:t>Answer: a</w:t>
+        <w:t xml:space="preserve">Answer: b</w:t>
       </w:r>
     </w:p>
     <w:p>
-      <w:pPr>
-        <w:spacing w:after="0" w:before="0"/>
-      </w:pPr>
       <w:r>
-        <w:rPr>
-          <w:b w:val="0"/>
-          <w:i w:val="0"/>
-          <w:sz w:val="21"/>
-        </w:rPr>
-        <w:t>Solution: BUBBLEHE is the systematic postpartum assessment: Breasts, Uterus, Bladder, Bowels, Lochia, Episiotomy/incision, Homan's sign (legs for DVT), and Emotional status. It ensures complete physical and psychological evaluation.</w:t>
+        <w:t xml:space="preserve">Solution: Dairy products are the richest calcium source; vitamin D and protein support absorption and meet lactation needs.</w:t>
       </w:r>
     </w:p>
     <w:p>
-      <w:pPr>
-        <w:spacing w:after="0" w:before="0"/>
-      </w:pPr>
       <w:r>
-        <w:rPr>
-          <w:b w:val="0"/>
-          <w:i w:val="0"/>
-          <w:sz w:val="20"/>
-        </w:rPr>
-        <w:t>Positive Marks: 1</w:t>
+        <w:t xml:space="preserve">Positive Marks: 1</w:t>
       </w:r>
     </w:p>
     <w:p>
-      <w:pPr>
-        <w:spacing w:after="160" w:before="0"/>
-      </w:pPr>
       <w:r>
-        <w:rPr>
-          <w:b w:val="0"/>
-          <w:i w:val="0"/>
-          <w:sz w:val="20"/>
-        </w:rPr>
-        <w:t>Negative Marks: 0.25</w:t>
+        <w:t xml:space="preserve">Negative Marks: 0.25</w:t>
       </w:r>
     </w:p>
     <w:p>
-      <w:pPr>
-        <w:spacing w:after="40" w:before="120"/>
-      </w:pPr>
       <w:r>
-        <w:rPr>
-          <w:b w:val="0"/>
-          <w:i w:val="0"/>
-          <w:sz w:val="22"/>
-        </w:rPr>
-        <w:t>Question: Which behavior demonstrates the therapeutic communication technique of active listening?</w:t>
+        <w:t xml:space="preserve">Question: A client with hyperthyroidism develops a fever of 40 degrees C, agitation, and tachycardia. The nurse suspects:</w:t>
       </w:r>
     </w:p>
     <w:p>
-      <w:pPr>
-        <w:spacing w:after="0" w:before="0"/>
-      </w:pPr>
       <w:r>
-        <w:rPr>
-          <w:b w:val="0"/>
-          <w:i w:val="0"/>
-          <w:sz w:val="22"/>
-        </w:rPr>
-        <w:t>(a) The nurse maintains eye contact, leans slightly forward, and gives the client full attention without interrupting</w:t>
+        <w:t xml:space="preserve">(a) Thyroid storm</w:t>
       </w:r>
     </w:p>
     <w:p>
-      <w:pPr>
-        <w:spacing w:after="0" w:before="0"/>
-      </w:pPr>
       <w:r>
-        <w:rPr>
-          <w:b w:val="0"/>
-          <w:i w:val="0"/>
-          <w:sz w:val="22"/>
-        </w:rPr>
-        <w:t>(b) The nurse writes the care plan while the client speaks</w:t>
+        <w:t xml:space="preserve">(b) Hypothyroid coma</w:t>
       </w:r>
     </w:p>
     <w:p>
-      <w:pPr>
-        <w:spacing w:after="0" w:before="0"/>
-      </w:pPr>
       <w:r>
-        <w:rPr>
-          <w:b w:val="0"/>
-          <w:i w:val="0"/>
-          <w:sz w:val="22"/>
-        </w:rPr>
-        <w:t>(c) The nurse changes the subject quickly</w:t>
+        <w:t xml:space="preserve">(c) Simple goiter</w:t>
       </w:r>
     </w:p>
     <w:p>
-      <w:pPr>
-        <w:spacing w:after="0" w:before="0"/>
-      </w:pPr>
       <w:r>
-        <w:rPr>
-          <w:b w:val="0"/>
-          <w:i w:val="0"/>
-          <w:sz w:val="22"/>
-        </w:rPr>
-        <w:t>(d) The nurse checks the clock repeatedly</w:t>
+        <w:t xml:space="preserve">(d) Cushing syndrome</w:t>
       </w:r>
     </w:p>
     <w:p>
-      <w:pPr>
-        <w:spacing w:after="0" w:before="40"/>
-      </w:pPr>
       <w:r>
-        <w:rPr>
-          <w:b/>
-          <w:i w:val="0"/>
-          <w:sz w:val="22"/>
-        </w:rPr>
-        <w:t>Answer: a</w:t>
+        <w:t xml:space="preserve">Answer: a</w:t>
       </w:r>
     </w:p>
     <w:p>
-      <w:pPr>
-        <w:spacing w:after="0" w:before="0"/>
-      </w:pPr>
       <w:r>
-        <w:rPr>
-          <w:b w:val="0"/>
-          <w:i w:val="0"/>
-          <w:sz w:val="21"/>
-        </w:rPr>
-        <w:t>Solution: Active listening involves giving full attention—eye contact, open posture, leaning forward, and not interrupting—which conveys acceptance and encourages the client to share. Multitasking and distractions block communication.</w:t>
+        <w:t xml:space="preserve">Solution: Thyroid storm — fever, tachycardia, agitation, and hypertension — is a life-threatening crisis triggered by stress or infection and is treated with antithyroid drugs, beta-blockers, and cooling.</w:t>
       </w:r>
     </w:p>
     <w:p>
-      <w:pPr>
-        <w:spacing w:after="0" w:before="0"/>
-      </w:pPr>
       <w:r>
-        <w:rPr>
-          <w:b w:val="0"/>
-          <w:i w:val="0"/>
-          <w:sz w:val="20"/>
-        </w:rPr>
-        <w:t>Positive Marks: 1</w:t>
+        <w:t xml:space="preserve">Positive Marks: 1</w:t>
       </w:r>
     </w:p>
     <w:p>
-      <w:pPr>
-        <w:spacing w:after="160" w:before="0"/>
-      </w:pPr>
       <w:r>
-        <w:rPr>
-          <w:b w:val="0"/>
-          <w:i w:val="0"/>
-          <w:sz w:val="20"/>
-        </w:rPr>
-        <w:t>Negative Marks: 0.25</w:t>
+        <w:t xml:space="preserve">Negative Marks: 0.25</w:t>
       </w:r>
     </w:p>
     <w:p>
-      <w:pPr>
-        <w:spacing w:after="40" w:before="120"/>
-      </w:pPr>
       <w:r>
-        <w:rPr>
-          <w:b w:val="0"/>
-          <w:i w:val="0"/>
-          <w:sz w:val="22"/>
-        </w:rPr>
-        <w:t>Question: A 3-year-old plays beside, but not with, other children at the same activity. This type of play is called:</w:t>
+        <w:t xml:space="preserve"/>
       </w:r>
     </w:p>
     <w:p>
-      <w:pPr>
-        <w:spacing w:after="0" w:before="0"/>
-      </w:pPr>
       <w:r>
-        <w:rPr>
-          <w:b w:val="0"/>
-          <w:i w:val="0"/>
-          <w:sz w:val="22"/>
-        </w:rPr>
-        <w:t>(a) Parallel play</w:t>
+        <w:t xml:space="preserve">Question: Which site provides the most reliable measurement of core body temperature?</w:t>
       </w:r>
     </w:p>
     <w:p>
-      <w:pPr>
-        <w:spacing w:after="0" w:before="0"/>
-      </w:pPr>
       <w:r>
-        <w:rPr>
-          <w:b w:val="0"/>
-          <w:i w:val="0"/>
-          <w:sz w:val="22"/>
-        </w:rPr>
-        <w:t>(b) Associative play</w:t>
+        <w:t xml:space="preserve">(a) Axilla</w:t>
       </w:r>
     </w:p>
     <w:p>
-      <w:pPr>
-        <w:spacing w:after="0" w:before="0"/>
-      </w:pPr>
       <w:r>
-        <w:rPr>
-          <w:b w:val="0"/>
-          <w:i w:val="0"/>
-          <w:sz w:val="22"/>
-        </w:rPr>
-        <w:t>(c) Cooperative play</w:t>
+        <w:t xml:space="preserve">(b) Skin</w:t>
       </w:r>
     </w:p>
     <w:p>
-      <w:pPr>
-        <w:spacing w:after="0" w:before="0"/>
-      </w:pPr>
       <w:r>
-        <w:rPr>
-          <w:b w:val="0"/>
-          <w:i w:val="0"/>
-          <w:sz w:val="22"/>
-        </w:rPr>
-        <w:t>(d) Solitary play</w:t>
+        <w:t xml:space="preserve">(c) Oral</w:t>
       </w:r>
     </w:p>
     <w:p>
-      <w:pPr>
-        <w:spacing w:after="0" w:before="40"/>
-      </w:pPr>
       <w:r>
-        <w:rPr>
-          <w:b/>
-          <w:i w:val="0"/>
-          <w:sz w:val="22"/>
-        </w:rPr>
-        <w:t>Answer: a</w:t>
+        <w:t xml:space="preserve">(d) Rectal</w:t>
       </w:r>
     </w:p>
     <w:p>
-      <w:pPr>
-        <w:spacing w:after="0" w:before="0"/>
-      </w:pPr>
       <w:r>
-        <w:rPr>
-          <w:b w:val="0"/>
-          <w:i w:val="0"/>
-          <w:sz w:val="21"/>
-        </w:rPr>
-        <w:t>Solution: Parallel play—playing beside others with similar materials but not interacting—is typical of toddlers (about 2-3 years). Associative play (3-4 years) involves interaction without organization; cooperative play (4-6 years) is organized group play.</w:t>
+        <w:t xml:space="preserve">Answer: d</w:t>
       </w:r>
     </w:p>
     <w:p>
-      <w:pPr>
-        <w:spacing w:after="0" w:before="0"/>
-      </w:pPr>
       <w:r>
-        <w:rPr>
-          <w:b w:val="0"/>
-          <w:i w:val="0"/>
-          <w:sz w:val="20"/>
-        </w:rPr>
-        <w:t>Positive Marks: 1</w:t>
+        <w:t xml:space="preserve">Solution: Rectal temperature reflects core temperature most closely and is used when accuracy is critical; the axillary site is the least accurate.</w:t>
       </w:r>
     </w:p>
     <w:p>
-      <w:pPr>
-        <w:spacing w:after="160" w:before="0"/>
-      </w:pPr>
       <w:r>
-        <w:rPr>
-          <w:b w:val="0"/>
-          <w:i w:val="0"/>
-          <w:sz w:val="20"/>
-        </w:rPr>
-        <w:t>Negative Marks: 0.25</w:t>
+        <w:t xml:space="preserve">Positive Marks: 1</w:t>
       </w:r>
     </w:p>
     <w:p>
-      <w:pPr>
-        <w:spacing w:after="40" w:before="120"/>
-      </w:pPr>
       <w:r>
-        <w:rPr>
-          <w:b w:val="0"/>
-          <w:i w:val="0"/>
-          <w:sz w:val="22"/>
-        </w:rPr>
-        <w:t>Question: Which occupation is most strongly associated with asbestosis and mesothelioma?</w:t>
+        <w:t xml:space="preserve">Negative Marks: 0.25</w:t>
       </w:r>
     </w:p>
     <w:p>
-      <w:pPr>
-        <w:spacing w:after="0" w:before="0"/>
-      </w:pPr>
       <w:r>
-        <w:rPr>
-          <w:b w:val="0"/>
-          <w:i w:val="0"/>
-          <w:sz w:val="22"/>
-        </w:rPr>
-        <w:t>(a) Workers exposed to asbestos dust in construction, shipyards, and insulation</w:t>
+        <w:t xml:space="preserve"/>
       </w:r>
     </w:p>
     <w:p>
-      <w:pPr>
-        <w:spacing w:after="0" w:before="0"/>
-      </w:pPr>
       <w:r>
-        <w:rPr>
-          <w:b w:val="0"/>
-          <w:i w:val="0"/>
-          <w:sz w:val="22"/>
-        </w:rPr>
-        <w:t>(b) Farmers exposed to pesticides</w:t>
+        <w:t xml:space="preserve">Question: At 20 weeks of gestation, the uterine fundus is typically at the level of the:</w:t>
       </w:r>
     </w:p>
     <w:p>
-      <w:pPr>
-        <w:spacing w:after="0" w:before="0"/>
-      </w:pPr>
       <w:r>
-        <w:rPr>
-          <w:b w:val="0"/>
-          <w:i w:val="0"/>
-          <w:sz w:val="22"/>
-        </w:rPr>
-        <w:t>(c) Healthcare workers exposed to radiation</w:t>
+        <w:t xml:space="preserve">(a) Symphysis pubis</w:t>
       </w:r>
     </w:p>
     <w:p>
-      <w:pPr>
-        <w:spacing w:after="0" w:before="0"/>
-      </w:pPr>
       <w:r>
-        <w:rPr>
-          <w:b w:val="0"/>
-          <w:i w:val="0"/>
-          <w:sz w:val="22"/>
-        </w:rPr>
-        <w:t>(d) Miners of coal only</w:t>
+        <w:t xml:space="preserve">(b) Umbilicus</w:t>
       </w:r>
     </w:p>
     <w:p>
-      <w:pPr>
-        <w:spacing w:after="0" w:before="40"/>
-      </w:pPr>
       <w:r>
-        <w:rPr>
-          <w:b/>
-          <w:i w:val="0"/>
-          <w:sz w:val="22"/>
-        </w:rPr>
-        <w:t>Answer: a</w:t>
+        <w:t xml:space="preserve">(c) Xiphoid process</w:t>
       </w:r>
     </w:p>
     <w:p>
-      <w:pPr>
-        <w:spacing w:after="0" w:before="0"/>
-      </w:pPr>
       <w:r>
-        <w:rPr>
-          <w:b w:val="0"/>
-          <w:i w:val="0"/>
-          <w:sz w:val="21"/>
-        </w:rPr>
-        <w:t>Solution: Asbestos exposure (construction, shipyards, insulation) causes asbestosis (pulmonary fibrosis) and mesothelioma. Coal workers develop pneumoconiosis; radiation and pesticide exposures cause different occupational diseases.</w:t>
+        <w:t xml:space="preserve">(d) Midpoint between umbilicus and xiphoid</w:t>
       </w:r>
     </w:p>
     <w:p>
-      <w:pPr>
-        <w:spacing w:after="0" w:before="0"/>
-      </w:pPr>
       <w:r>
-        <w:rPr>
-          <w:b w:val="0"/>
-          <w:i w:val="0"/>
-          <w:sz w:val="20"/>
-        </w:rPr>
-        <w:t>Positive Marks: 1</w:t>
+        <w:t xml:space="preserve">Answer: b</w:t>
       </w:r>
     </w:p>
     <w:p>
-      <w:pPr>
-        <w:spacing w:after="160" w:before="0"/>
-      </w:pPr>
       <w:r>
-        <w:rPr>
-          <w:b w:val="0"/>
-          <w:i w:val="0"/>
-          <w:sz w:val="20"/>
-        </w:rPr>
-        <w:t>Negative Marks: 0.25</w:t>
+        <w:t xml:space="preserve">Solution: At 20 weeks the fundus reaches the umbilicus; before that, fundal height in centimeters approximates gestational weeks.</w:t>
       </w:r>
     </w:p>
     <w:p>
-      <w:pPr>
-        <w:spacing w:after="40" w:before="120"/>
-      </w:pPr>
       <w:r>
-        <w:rPr>
-          <w:b w:val="0"/>
-          <w:i w:val="0"/>
-          <w:sz w:val="22"/>
-        </w:rPr>
-        <w:t>Question: In a case-control study, which statement is correct?</w:t>
+        <w:t xml:space="preserve">Positive Marks: 1</w:t>
       </w:r>
     </w:p>
     <w:p>
-      <w:pPr>
-        <w:spacing w:after="0" w:before="0"/>
-      </w:pPr>
       <w:r>
-        <w:rPr>
-          <w:b w:val="0"/>
-          <w:i w:val="0"/>
-          <w:sz w:val="22"/>
-        </w:rPr>
-        <w:t>(a) The investigator compares people WITH the disease (cases) to those WITHOUT it (controls) and looks back at past exposures</w:t>
+        <w:t xml:space="preserve">Negative Marks: 0.25</w:t>
       </w:r>
     </w:p>
     <w:p>
-      <w:pPr>
-        <w:spacing w:after="0" w:before="0"/>
-      </w:pPr>
       <w:r>
-        <w:rPr>
-          <w:b w:val="0"/>
-          <w:i w:val="0"/>
-          <w:sz w:val="22"/>
-        </w:rPr>
-        <w:t>(b) The investigator follows healthy people forward in time</w:t>
+        <w:t xml:space="preserve"/>
       </w:r>
     </w:p>
     <w:p>
-      <w:pPr>
-        <w:spacing w:after="0" w:before="0"/>
-      </w:pPr>
       <w:r>
-        <w:rPr>
-          <w:b w:val="0"/>
-          <w:i w:val="0"/>
-          <w:sz w:val="22"/>
-        </w:rPr>
-        <w:t>(c) Exposure and outcome are measured at one point in time</w:t>
+        <w:t xml:space="preserve">Question: During a febrile seizure in a child, the priority nursing action is:</w:t>
       </w:r>
     </w:p>
     <w:p>
-      <w:pPr>
-        <w:spacing w:after="0" w:before="0"/>
-      </w:pPr>
       <w:r>
-        <w:rPr>
-          <w:b w:val="0"/>
-          <w:i w:val="0"/>
-          <w:sz w:val="22"/>
-        </w:rPr>
-        <w:t>(d) There is no comparison group</w:t>
+        <w:t xml:space="preserve">(a) Insert a tongue depressor</w:t>
       </w:r>
     </w:p>
     <w:p>
-      <w:pPr>
-        <w:spacing w:after="0" w:before="40"/>
-      </w:pPr>
       <w:r>
-        <w:rPr>
-          <w:b/>
-          <w:i w:val="0"/>
-          <w:sz w:val="22"/>
-        </w:rPr>
-        <w:t>Answer: a</w:t>
+        <w:t xml:space="preserve">(b) Restrain the child</w:t>
       </w:r>
     </w:p>
     <w:p>
-      <w:pPr>
-        <w:spacing w:after="0" w:before="0"/>
-      </w:pPr>
       <w:r>
-        <w:rPr>
-          <w:b w:val="0"/>
-          <w:i w:val="0"/>
-          <w:sz w:val="21"/>
-        </w:rPr>
-        <w:t>Solution: A case-control study selects cases (with disease) and controls (without), then looks backward to compare past exposures—efficient for rare diseases. Cohort studies follow forward; cross-sectional studies measure at one point.</w:t>
+        <w:t xml:space="preserve">(c) Protect the child from injury and maintain the airway</w:t>
       </w:r>
     </w:p>
     <w:p>
-      <w:pPr>
-        <w:spacing w:after="0" w:before="0"/>
-      </w:pPr>
       <w:r>
-        <w:rPr>
-          <w:b w:val="0"/>
-          <w:i w:val="0"/>
-          <w:sz w:val="20"/>
-        </w:rPr>
-        <w:t>Positive Marks: 1</w:t>
+        <w:t xml:space="preserve">(d) Give oral fluids</w:t>
       </w:r>
     </w:p>
     <w:p>
-      <w:pPr>
-        <w:spacing w:after="160" w:before="0"/>
-      </w:pPr>
       <w:r>
-        <w:rPr>
-          <w:b w:val="0"/>
-          <w:i w:val="0"/>
-          <w:sz w:val="20"/>
-        </w:rPr>
-        <w:t>Negative Marks: 0.25</w:t>
+        <w:t xml:space="preserve">Answer: c</w:t>
       </w:r>
     </w:p>
     <w:p>
-      <w:pPr>
-        <w:spacing w:after="40" w:before="120"/>
-      </w:pPr>
       <w:r>
-        <w:rPr>
-          <w:b w:val="0"/>
-          <w:i w:val="0"/>
-          <w:sz w:val="22"/>
-        </w:rPr>
-        <w:t>Question: Which of the following is an agency of SOCIAL CONTROL in society?</w:t>
+        <w:t xml:space="preserve">Solution: The child is placed on the side, protected from injury, and the airway kept open. Nothing is placed in the mouth and the child is not restrained.</w:t>
       </w:r>
     </w:p>
     <w:p>
-      <w:pPr>
-        <w:spacing w:after="0" w:before="0"/>
-      </w:pPr>
       <w:r>
-        <w:rPr>
-          <w:b w:val="0"/>
-          <w:i w:val="0"/>
-          <w:sz w:val="22"/>
-        </w:rPr>
-        <w:t>(a) Law, customs, and religion</w:t>
+        <w:t xml:space="preserve">Positive Marks: 1</w:t>
       </w:r>
     </w:p>
     <w:p>
-      <w:pPr>
-        <w:spacing w:after="0" w:before="0"/>
-      </w:pPr>
       <w:r>
-        <w:rPr>
-          <w:b w:val="0"/>
-          <w:i w:val="0"/>
-          <w:sz w:val="22"/>
-        </w:rPr>
-        <w:t>(b) The respiratory system</w:t>
+        <w:t xml:space="preserve">Negative Marks: 0.25</w:t>
       </w:r>
     </w:p>
     <w:p>
-      <w:pPr>
-        <w:spacing w:after="0" w:before="0"/>
-      </w:pPr>
       <w:r>
-        <w:rPr>
-          <w:b w:val="0"/>
-          <w:i w:val="0"/>
-          <w:sz w:val="22"/>
-        </w:rPr>
-        <w:t>(c) The banking system only</w:t>
+        <w:t xml:space="preserve"/>
       </w:r>
     </w:p>
     <w:p>
-      <w:pPr>
-        <w:spacing w:after="0" w:before="0"/>
-      </w:pPr>
       <w:r>
-        <w:rPr>
-          <w:b w:val="0"/>
-          <w:i w:val="0"/>
-          <w:sz w:val="22"/>
-        </w:rPr>
-        <w:t>(d) Geographical boundaries</w:t>
+        <w:t xml:space="preserve">Question: A client who repeatedly washes hands to relieve anxiety most likely has:</w:t>
       </w:r>
     </w:p>
     <w:p>
-      <w:pPr>
-        <w:spacing w:after="0" w:before="40"/>
-      </w:pPr>
       <w:r>
-        <w:rPr>
-          <w:b/>
-          <w:i w:val="0"/>
-          <w:sz w:val="22"/>
-        </w:rPr>
-        <w:t>Answer: a</w:t>
+        <w:t xml:space="preserve">(a) Obsessive-compulsive disorder</w:t>
       </w:r>
     </w:p>
     <w:p>
-      <w:pPr>
-        <w:spacing w:after="0" w:before="0"/>
-      </w:pPr>
       <w:r>
-        <w:rPr>
-          <w:b w:val="0"/>
-          <w:i w:val="0"/>
-          <w:sz w:val="21"/>
-        </w:rPr>
-        <w:t>Solution: Social control is exercised through formal agencies (law, police, courts) and informal ones (customs, mores, religion, family, public opinion) that regulate individual and group behavior. Body systems, banks, and geography are not social-control agencies.</w:t>
+        <w:t xml:space="preserve">(b) Schizophrenia</w:t>
       </w:r>
     </w:p>
     <w:p>
-      <w:pPr>
-        <w:spacing w:after="0" w:before="0"/>
-      </w:pPr>
       <w:r>
-        <w:rPr>
-          <w:b w:val="0"/>
-          <w:i w:val="0"/>
-          <w:sz w:val="20"/>
-        </w:rPr>
-        <w:t>Positive Marks: 1</w:t>
+        <w:t xml:space="preserve">(c) Bipolar disorder</w:t>
       </w:r>
     </w:p>
     <w:p>
-      <w:pPr>
-        <w:spacing w:after="160" w:before="0"/>
-      </w:pPr>
       <w:r>
-        <w:rPr>
-          <w:b w:val="0"/>
-          <w:i w:val="0"/>
-          <w:sz w:val="20"/>
-        </w:rPr>
-        <w:t>Negative Marks: 0.25</w:t>
+        <w:t xml:space="preserve">(d) Dementia</w:t>
       </w:r>
     </w:p>
     <w:p>
-      <w:pPr>
-        <w:spacing w:after="40" w:before="120"/>
-      </w:pPr>
       <w:r>
-        <w:rPr>
-          <w:b w:val="0"/>
-          <w:i w:val="0"/>
-          <w:sz w:val="22"/>
-        </w:rPr>
-        <w:t>Question: Which antihypertensive is commonly used and considered safe in pregnancy for managing hypertension?</w:t>
+        <w:t xml:space="preserve">Answer: a</w:t>
       </w:r>
     </w:p>
     <w:p>
-      <w:pPr>
-        <w:spacing w:after="0" w:before="0"/>
-      </w:pPr>
       <w:r>
-        <w:rPr>
-          <w:b w:val="0"/>
-          <w:i w:val="0"/>
-          <w:sz w:val="22"/>
-        </w:rPr>
-        <w:t>(a) Methyldopa</w:t>
+        <w:t xml:space="preserve">Solution: Compulsions (such as repeated hand washing) performed to relieve obsessive anxiety are characteristic of obsessive-compulsive disorder.</w:t>
       </w:r>
     </w:p>
     <w:p>
-      <w:pPr>
-        <w:spacing w:after="0" w:before="0"/>
-      </w:pPr>
       <w:r>
-        <w:rPr>
-          <w:b w:val="0"/>
-          <w:i w:val="0"/>
-          <w:sz w:val="22"/>
-        </w:rPr>
-        <w:t>(b) Atenolol</w:t>
+        <w:t xml:space="preserve">Positive Marks: 1</w:t>
       </w:r>
     </w:p>
     <w:p>
-      <w:pPr>
-        <w:spacing w:after="0" w:before="0"/>
-      </w:pPr>
       <w:r>
-        <w:rPr>
-          <w:b w:val="0"/>
-          <w:i w:val="0"/>
-          <w:sz w:val="22"/>
-        </w:rPr>
-        <w:t>(c) Lisinopril</w:t>
+        <w:t xml:space="preserve">Negative Marks: 0.25</w:t>
       </w:r>
     </w:p>
     <w:p>
-      <w:pPr>
-        <w:spacing w:after="0" w:before="0"/>
-      </w:pPr>
       <w:r>
-        <w:rPr>
-          <w:b w:val="0"/>
-          <w:i w:val="0"/>
-          <w:sz w:val="22"/>
-        </w:rPr>
-        <w:t>(d) Valsartan</w:t>
+        <w:t xml:space="preserve"/>
       </w:r>
     </w:p>
     <w:p>
-      <w:pPr>
-        <w:spacing w:after="0" w:before="40"/>
-      </w:pPr>
       <w:r>
-        <w:rPr>
-          <w:b/>
-          <w:i w:val="0"/>
-          <w:sz w:val="22"/>
-        </w:rPr>
-        <w:t>Answer: a</w:t>
+        <w:t xml:space="preserve">Question: Dengue fever is transmitted by:</w:t>
       </w:r>
     </w:p>
     <w:p>
-      <w:pPr>
-        <w:spacing w:after="0" w:before="0"/>
-      </w:pPr>
       <w:r>
-        <w:rPr>
-          <w:b w:val="0"/>
-          <w:i w:val="0"/>
-          <w:sz w:val="21"/>
-        </w:rPr>
-        <w:t>Solution: Methyldopa is a first-line antihypertensive considered safe in pregnancy. ACE inhibitors (lisinopril) and ARBs (valsartan) are contraindicated in pregnancy (fetal renal/developmental harm), and atenolol is used cautiously.</w:t>
+        <w:t xml:space="preserve">(a) Anopheles mosquito</w:t>
       </w:r>
     </w:p>
     <w:p>
-      <w:pPr>
-        <w:spacing w:after="0" w:before="0"/>
-      </w:pPr>
       <w:r>
-        <w:rPr>
-          <w:b w:val="0"/>
-          <w:i w:val="0"/>
-          <w:sz w:val="20"/>
-        </w:rPr>
-        <w:t>Positive Marks: 1</w:t>
+        <w:t xml:space="preserve">(b) Housefly</w:t>
       </w:r>
     </w:p>
     <w:p>
-      <w:pPr>
-        <w:spacing w:after="160" w:before="0"/>
-      </w:pPr>
       <w:r>
-        <w:rPr>
-          <w:b w:val="0"/>
-          <w:i w:val="0"/>
-          <w:sz w:val="20"/>
-        </w:rPr>
-        <w:t>Negative Marks: 0.25</w:t>
+        <w:t xml:space="preserve">(c) Tsetse fly</w:t>
       </w:r>
     </w:p>
     <w:p>
-      <w:pPr>
-        <w:spacing w:after="40" w:before="120"/>
-      </w:pPr>
       <w:r>
-        <w:rPr>
-          <w:b w:val="0"/>
-          <w:i w:val="0"/>
-          <w:sz w:val="22"/>
-        </w:rPr>
-        <w:t>Question: Which white blood cell is characteristically ELEVATED in allergic reactions and parasitic infections?</w:t>
+        <w:t xml:space="preserve">(d) Aedes mosquito</w:t>
       </w:r>
     </w:p>
     <w:p>
-      <w:pPr>
-        <w:spacing w:after="0" w:before="0"/>
-      </w:pPr>
       <w:r>
-        <w:rPr>
-          <w:b w:val="0"/>
-          <w:i w:val="0"/>
-          <w:sz w:val="22"/>
-        </w:rPr>
-        <w:t>(a) Eosinophils</w:t>
+        <w:t xml:space="preserve">Answer: d</w:t>
       </w:r>
     </w:p>
     <w:p>
-      <w:pPr>
-        <w:spacing w:after="0" w:before="0"/>
-      </w:pPr>
       <w:r>
-        <w:rPr>
-          <w:b w:val="0"/>
-          <w:i w:val="0"/>
-          <w:sz w:val="22"/>
-        </w:rPr>
-        <w:t>(b) Neutrophils</w:t>
+        <w:t xml:space="preserve">Solution: Aedes aegypti transmits dengue (and chikungunya and Zika). Anopheles transmits malaria.</w:t>
       </w:r>
     </w:p>
     <w:p>
-      <w:pPr>
-        <w:spacing w:after="0" w:before="0"/>
-      </w:pPr>
       <w:r>
-        <w:rPr>
-          <w:b w:val="0"/>
-          <w:i w:val="0"/>
-          <w:sz w:val="22"/>
-        </w:rPr>
-        <w:t>(c) Monocytes</w:t>
+        <w:t xml:space="preserve">Positive Marks: 1</w:t>
       </w:r>
     </w:p>
     <w:p>
-      <w:pPr>
-        <w:spacing w:after="0" w:before="0"/>
-      </w:pPr>
       <w:r>
-        <w:rPr>
-          <w:b w:val="0"/>
-          <w:i w:val="0"/>
-          <w:sz w:val="22"/>
-        </w:rPr>
-        <w:t>(d) Basophils</w:t>
+        <w:t xml:space="preserve">Negative Marks: 0.25</w:t>
       </w:r>
     </w:p>
     <w:p>
-      <w:pPr>
-        <w:spacing w:after="0" w:before="40"/>
-      </w:pPr>
       <w:r>
-        <w:rPr>
-          <w:b/>
-          <w:i w:val="0"/>
-          <w:sz w:val="22"/>
-        </w:rPr>
-        <w:t>Answer: a</w:t>
+        <w:t xml:space="preserve"/>
       </w:r>
     </w:p>
     <w:p>
-      <w:pPr>
-        <w:spacing w:after="0" w:before="0"/>
-      </w:pPr>
       <w:r>
-        <w:rPr>
-          <w:b w:val="0"/>
-          <w:i w:val="0"/>
-          <w:sz w:val="21"/>
-        </w:rPr>
-        <w:t>Solution: Eosinophils increase in allergic conditions (asthma, hay fever) and parasitic infections. Neutrophils rise in acute bacterial infections, lymphocytes in viral infections, and monocytes in chronic infections.</w:t>
+        <w:t xml:space="preserve">Question: Unopened vials of insulin should be stored:</w:t>
       </w:r>
     </w:p>
     <w:p>
-      <w:pPr>
-        <w:spacing w:after="0" w:before="0"/>
-      </w:pPr>
       <w:r>
-        <w:rPr>
-          <w:b w:val="0"/>
-          <w:i w:val="0"/>
-          <w:sz w:val="20"/>
-        </w:rPr>
-        <w:t>Positive Marks: 1</w:t>
+        <w:t xml:space="preserve">(a) In the freezer</w:t>
       </w:r>
     </w:p>
     <w:p>
-      <w:pPr>
-        <w:spacing w:after="160" w:before="0"/>
-      </w:pPr>
       <w:r>
-        <w:rPr>
-          <w:b w:val="0"/>
-          <w:i w:val="0"/>
-          <w:sz w:val="20"/>
-        </w:rPr>
-        <w:t>Negative Marks: 0.25</w:t>
+        <w:t xml:space="preserve">(b) In the refrigerator (2-8 degrees C)</w:t>
       </w:r>
     </w:p>
     <w:p>
-      <w:pPr>
-        <w:spacing w:after="40" w:before="120"/>
-      </w:pPr>
       <w:r>
-        <w:rPr>
-          <w:b w:val="0"/>
-          <w:i w:val="0"/>
-          <w:sz w:val="22"/>
-        </w:rPr>
-        <w:t>Question: Cystic fibrosis is inherited in which pattern?</w:t>
+        <w:t xml:space="preserve">(c) In direct sunlight</w:t>
       </w:r>
     </w:p>
     <w:p>
-      <w:pPr>
-        <w:spacing w:after="0" w:before="0"/>
-      </w:pPr>
       <w:r>
-        <w:rPr>
-          <w:b w:val="0"/>
-          <w:i w:val="0"/>
-          <w:sz w:val="22"/>
-        </w:rPr>
-        <w:t>(a) Autosomal recessive</w:t>
+        <w:t xml:space="preserve">(d) Only at room temperature</w:t>
       </w:r>
     </w:p>
     <w:p>
-      <w:pPr>
-        <w:spacing w:after="0" w:before="0"/>
-      </w:pPr>
       <w:r>
-        <w:rPr>
-          <w:b w:val="0"/>
-          <w:i w:val="0"/>
-          <w:sz w:val="22"/>
-        </w:rPr>
-        <w:t>(b) Autosomal dominant</w:t>
+        <w:t xml:space="preserve">Answer: b</w:t>
       </w:r>
     </w:p>
     <w:p>
-      <w:pPr>
-        <w:spacing w:after="0" w:before="0"/>
-      </w:pPr>
       <w:r>
-        <w:rPr>
-          <w:b w:val="0"/>
-          <w:i w:val="0"/>
-          <w:sz w:val="22"/>
-        </w:rPr>
-        <w:t>(c) X-linked dominant</w:t>
+        <w:t xml:space="preserve">Solution: Unopened insulin is refrigerated; freezing destroys it. Opened vials may be kept at room temperature for up to a month.</w:t>
       </w:r>
     </w:p>
     <w:p>
-      <w:pPr>
-        <w:spacing w:after="0" w:before="0"/>
-      </w:pPr>
       <w:r>
-        <w:rPr>
-          <w:b w:val="0"/>
-          <w:i w:val="0"/>
-          <w:sz w:val="22"/>
-        </w:rPr>
-        <w:t>(d) Mitochondrial</w:t>
+        <w:t xml:space="preserve">Positive Marks: 1</w:t>
       </w:r>
     </w:p>
     <w:p>
-      <w:pPr>
-        <w:spacing w:after="0" w:before="40"/>
-      </w:pPr>
       <w:r>
-        <w:rPr>
-          <w:b/>
-          <w:i w:val="0"/>
-          <w:sz w:val="22"/>
-        </w:rPr>
-        <w:t>Answer: a</w:t>
+        <w:t xml:space="preserve">Negative Marks: 0.25</w:t>
       </w:r>
     </w:p>
     <w:p>
-      <w:pPr>
-        <w:spacing w:after="0" w:before="0"/>
-      </w:pPr>
       <w:r>
-        <w:rPr>
-          <w:b w:val="0"/>
-          <w:i w:val="0"/>
-          <w:sz w:val="21"/>
-        </w:rPr>
-        <w:t>Solution: Cystic fibrosis is an autosomal recessive disorder: both parents are carriers, and each child has a 25% chance of being affected. It causes thick secretions affecting the lungs, pancreas, and sweat glands.</w:t>
+        <w:t xml:space="preserve"/>
       </w:r>
     </w:p>
     <w:p>
-      <w:pPr>
-        <w:spacing w:after="0" w:before="0"/>
-      </w:pPr>
       <w:r>
-        <w:rPr>
-          <w:b w:val="0"/>
-          <w:i w:val="0"/>
-          <w:sz w:val="20"/>
-        </w:rPr>
-        <w:t>Positive Marks: 1</w:t>
+        <w:t xml:space="preserve">Question: The normal pH range of arterial blood is:</w:t>
       </w:r>
     </w:p>
     <w:p>
-      <w:pPr>
-        <w:spacing w:after="160" w:before="0"/>
-      </w:pPr>
       <w:r>
-        <w:rPr>
-          <w:b w:val="0"/>
-          <w:i w:val="0"/>
-          <w:sz w:val="20"/>
-        </w:rPr>
-        <w:t>Negative Marks: 0.25</w:t>
+        <w:t xml:space="preserve">(a) 7.35-7.45</w:t>
       </w:r>
     </w:p>
     <w:p>
-      <w:pPr>
-        <w:spacing w:after="40" w:before="120"/>
-      </w:pPr>
       <w:r>
-        <w:rPr>
-          <w:b w:val="0"/>
-          <w:i w:val="0"/>
-          <w:sz w:val="22"/>
-        </w:rPr>
-        <w:t>Question: Which management principle states that each employee should receive orders from only ONE superior?</w:t>
+        <w:t xml:space="preserve">(b) 7.0-7.2</w:t>
       </w:r>
     </w:p>
     <w:p>
-      <w:pPr>
-        <w:spacing w:after="0" w:before="0"/>
-      </w:pPr>
       <w:r>
-        <w:rPr>
-          <w:b w:val="0"/>
-          <w:i w:val="0"/>
-          <w:sz w:val="22"/>
-        </w:rPr>
-        <w:t>(a) Unity of command</w:t>
+        <w:t xml:space="preserve">(c) 7.5-7.6</w:t>
       </w:r>
     </w:p>
     <w:p>
-      <w:pPr>
-        <w:spacing w:after="0" w:before="0"/>
-      </w:pPr>
       <w:r>
-        <w:rPr>
-          <w:b w:val="0"/>
-          <w:i w:val="0"/>
-          <w:sz w:val="22"/>
-        </w:rPr>
-        <w:t>(b) Division of work</w:t>
+        <w:t xml:space="preserve">(d) 6.8-7.0</w:t>
       </w:r>
     </w:p>
     <w:p>
-      <w:pPr>
-        <w:spacing w:after="0" w:before="0"/>
-      </w:pPr>
       <w:r>
-        <w:rPr>
-          <w:b w:val="0"/>
-          <w:i w:val="0"/>
-          <w:sz w:val="22"/>
-        </w:rPr>
-        <w:t>(c) Esprit de corps</w:t>
+        <w:t xml:space="preserve">Answer: a</w:t>
       </w:r>
     </w:p>
     <w:p>
-      <w:pPr>
-        <w:spacing w:after="0" w:before="0"/>
-      </w:pPr>
       <w:r>
-        <w:rPr>
-          <w:b w:val="0"/>
-          <w:i w:val="0"/>
-          <w:sz w:val="22"/>
-        </w:rPr>
-        <w:t>(d) Scalar chain</w:t>
+        <w:t xml:space="preserve">Solution: Normal arterial pH is 7.35-7.45. Below 7.35 is acidosis and above 7.45 is alkalosis.</w:t>
       </w:r>
     </w:p>
     <w:p>
-      <w:pPr>
-        <w:spacing w:after="0" w:before="40"/>
-      </w:pPr>
       <w:r>
-        <w:rPr>
-          <w:b/>
-          <w:i w:val="0"/>
-          <w:sz w:val="22"/>
-        </w:rPr>
-        <w:t>Answer: a</w:t>
+        <w:t xml:space="preserve">Positive Marks: 1</w:t>
       </w:r>
     </w:p>
     <w:p>
-      <w:pPr>
-        <w:spacing w:after="0" w:before="0"/>
-      </w:pPr>
       <w:r>
-        <w:rPr>
-          <w:b w:val="0"/>
-          <w:i w:val="0"/>
-          <w:sz w:val="21"/>
-        </w:rPr>
-        <w:t>Solution: Unity of command means an employee reports to and receives orders from only one superior, preventing conflicting instructions. Division of work is specialization, esprit de corps is team spirit, and the scalar chain is the line of authority.</w:t>
+        <w:t xml:space="preserve">Negative Marks: 0.25</w:t>
       </w:r>
     </w:p>
     <w:p>
-      <w:pPr>
-        <w:spacing w:after="0" w:before="0"/>
-      </w:pPr>
       <w:r>
-        <w:rPr>
-          <w:b w:val="0"/>
-          <w:i w:val="0"/>
-          <w:sz w:val="20"/>
-        </w:rPr>
-        <w:t>Positive Marks: 1</w:t>
+        <w:t xml:space="preserve"/>
       </w:r>
     </w:p>
     <w:p>
-      <w:pPr>
-        <w:spacing w:after="160" w:before="0"/>
-      </w:pPr>
       <w:r>
-        <w:rPr>
-          <w:b w:val="0"/>
-          <w:i w:val="0"/>
-          <w:sz w:val="20"/>
-        </w:rPr>
-        <w:t>Negative Marks: 0.25</w:t>
+        <w:t xml:space="preserve">Question: In the emergent phase of a major burn, the nurse gives priority to:</w:t>
+      </w:r>
+    </w:p>
+    <w:p>
+      <w:r>
+        <w:t xml:space="preserve">(a) Applying topical ointments</w:t>
+      </w:r>
+    </w:p>
+    <w:p>
+      <w:r>
+        <w:t xml:space="preserve">(b) Starting rehabilitation</w:t>
+      </w:r>
+    </w:p>
+    <w:p>
+      <w:r>
+        <w:t xml:space="preserve">(c) Maintaining the airway and fluid resuscitation</w:t>
+      </w:r>
+    </w:p>
+    <w:p>
+      <w:r>
+        <w:t xml:space="preserve">(d) Feeding the client</w:t>
+      </w:r>
+    </w:p>
+    <w:p>
+      <w:r>
+        <w:t xml:space="preserve">Answer: c</w:t>
+      </w:r>
+    </w:p>
+    <w:p>
+      <w:r>
+        <w:t xml:space="preserve">Solution: Airway management (inhalation injury) and fluid resuscitation (burn shock) are the life-threatening priorities in the emergent phase.</w:t>
+      </w:r>
+    </w:p>
+    <w:p>
+      <w:r>
+        <w:t xml:space="preserve">Positive Marks: 1</w:t>
+      </w:r>
+    </w:p>
+    <w:p>
+      <w:r>
+        <w:t xml:space="preserve">Negative Marks: 0.25</w:t>
+      </w:r>
+    </w:p>
+    <w:p>
+      <w:r>
+        <w:t xml:space="preserve"/>
+      </w:r>
+    </w:p>
+    <w:p>
+      <w:r>
+        <w:t xml:space="preserve">Question: Marasmus results primarily from deficiency of:</w:t>
+      </w:r>
+    </w:p>
+    <w:p>
+      <w:r>
+        <w:t xml:space="preserve">(a) Protein only</w:t>
+      </w:r>
+    </w:p>
+    <w:p>
+      <w:r>
+        <w:t xml:space="preserve">(b) Total calories with protein</w:t>
+      </w:r>
+    </w:p>
+    <w:p>
+      <w:r>
+        <w:t xml:space="preserve">(c) Vitamin A</w:t>
+      </w:r>
+    </w:p>
+    <w:p>
+      <w:r>
+        <w:t xml:space="preserve">(d) Iodine</w:t>
+      </w:r>
+    </w:p>
+    <w:p>
+      <w:r>
+        <w:t xml:space="preserve">Answer: b</w:t>
+      </w:r>
+    </w:p>
+    <w:p>
+      <w:r>
+        <w:t xml:space="preserve">Solution: Marasmus is total calorie malnutrition with severe wasting; kwashiorkor is mainly protein deficiency with edema.</w:t>
+      </w:r>
+    </w:p>
+    <w:p>
+      <w:r>
+        <w:t xml:space="preserve">Positive Marks: 1</w:t>
+      </w:r>
+    </w:p>
+    <w:p>
+      <w:r>
+        <w:t xml:space="preserve">Negative Marks: 0.25</w:t>
       </w:r>
     </w:p>
     <w:sectPr>
       <w:pgSz w:w="12240" w:h="15840"/>
-      <w:pgMar w:top="864" w:right="1008" w:bottom="864" w:left="1008" w:header="720" w:footer="720" w:gutter="0"/>
+      <w:pgMar w:top="1440" w:right="1800" w:bottom="1440" w:left="1800" w:header="720" w:footer="720" w:gutter="0"/>
       <w:cols w:space="720"/>
       <w:docGrid w:linePitch="360"/>
     </w:sectPr>
@@ -2715,10 +1365,6 @@
     <w:name w:val="Normal"/>
     <w:qFormat/>
     <w:rsid w:val="00FC693F"/>
-    <w:rPr>
-      <w:rFonts w:ascii="Calibri" w:hAnsi="Calibri"/>
-      <w:sz w:val="22"/>
-    </w:rPr>
   </w:style>
   <w:style w:type="paragraph" w:styleId="Header">
     <w:name w:val="header"/>
